--- a/submission/JPBI_publication_package/03_response_to_reviewers.docx
+++ b/submission/JPBI_publication_package/03_response_to_reviewers.docx
@@ -88,12 +88,7 @@
         </w:rPr>
       </w:pPr>
       <w:r>
-        <w:rPr>
-          <w:color w:val="000000"/>
-          <w:sz w:val="24"/>
-          <w:szCs w:val="24"/>
-        </w:rPr>
-        <w:t>I thank the editor and reviewers for their careful and constructive assessment. I revised the manuscript toward a narrower and more reproducible claim. The study is now explicitly framed as a fixed Ridge early-fusion benchmark using cell-line molecular features, not as a general drug-aware prediction framework. I clarified dataset and mutation provenance, softened LOOD interpretation, expanded uncertainty and compound-level reporting, simplified the main figures, and strengthened the reproducibility statement. The code and derived artifacts are now publicly archived at https://doi.org/10.5281/zenodo.23054361.</w:t>
+        <w:t>I thank the editor and reviewers for their careful and constructive assessment. I revised the manuscript toward a narrower and more reproducible claim. The study is now explicitly framed as a fixed Ridge early-fusion benchmark using cell-line molecular features, not as a general drug-aware prediction framework. I clarified dataset and mutation provenance, softened LOOD interpretation, expanded uncertainty and compound-level reporting, simplified the main figures, and strengthened the reproducibility statement. The code and derived artifacts are now publicly archived at https://doi.org/10.5281/zenodo.23054361. The tracked manuscript and supplementary file were regenerated against the initial files supplied with the editorial request.</w:t>
       </w:r>
     </w:p>
     <w:p>
